--- a/testakten/rentenberater-status-bav-rentenanspruch-querschnitt-dortmund/01_mandatsnotiz_querschnitt.docx
+++ b/testakten/rentenberater-status-bav-rentenanspruch-querschnitt-dortmund/01_mandatsnotiz_querschnitt.docx
@@ -5,24 +5,35 @@
     <w:p>
       <w:pPr>
         <w:pStyle w:val="Heading1"/>
+        <w:spacing w:after="160" w:line="259" w:lineRule="auto"/>
       </w:pPr>
       <w:r>
         <w:rPr>
           <w:rFonts w:ascii="Times New Roman" w:hAnsi="Times New Roman"/>
+          <w:b/>
+          <w:sz w:val="28"/>
         </w:rPr>
         <w:t>Mandatsnotiz Querschnittsfall</w:t>
       </w:r>
     </w:p>
     <w:p>
       <w:pPr>
+        <w:spacing w:line="259" w:lineRule="auto" w:after="60"/>
         <w:jc w:val="left"/>
       </w:pPr>
       <w:r>
+        <w:rPr>
+          <w:rFonts w:ascii="Times New Roman" w:hAnsi="Times New Roman"/>
+          <w:b w:val="0"/>
+          <w:i w:val="0"/>
+          <w:sz w:val="22"/>
+        </w:rPr>
         <w:t>Mandant: Bernd Lewe, geboren 03.07.1960, Dortmund-Hörde. Früher angestellter Projektleiter bei Stahlbau Harkort GmbH bis 31.12.2021, danach als freier Baukoordinator für denselben Arbeitgeber und zwei weitere Auftraggeber tätig. Seit 12.02.2026 arbeitsunfähig nach Herzinfarkt und depressiver Erschöpfung. Er beantragte Erwerbsminderungsrente am 08.05.2026. Parallel läuft eine DRV-Betriebsprüfung beim früheren Arbeitgeber wegen möglicher abhängiger Beschäftigung 2022 bis 2024. Außerdem fehlt in der Betriebsrentenauskunft die Beschäftigungszeit 1994 bis 2001 nach einem Betriebsübergang.</w:t>
       </w:r>
     </w:p>
     <w:p>
       <w:pPr>
+        <w:spacing w:line="259" w:lineRule="auto" w:after="60"/>
         <w:jc w:val="left"/>
       </w:pPr>
       <w:r>
@@ -31,6 +42,7 @@
     </w:p>
     <w:p>
       <w:pPr>
+        <w:spacing w:line="259" w:lineRule="auto" w:after="60"/>
         <w:jc w:val="left"/>
       </w:pPr>
       <w:r>
@@ -38,13 +50,58 @@
       </w:r>
     </w:p>
     <w:sectPr>
+      <w:headerReference w:type="default" r:id="rId9"/>
+      <w:footerReference w:type="default" r:id="rId10"/>
       <w:pgSz w:w="11906" w:h="16838"/>
-      <w:pgMar w:top="1417" w:right="1417" w:bottom="1417" w:left="1417" w:header="720" w:footer="720" w:gutter="0"/>
+      <w:pgMar w:top="1191" w:right="1247" w:bottom="1134" w:left="1361" w:header="720" w:footer="720" w:gutter="0"/>
       <w:cols w:space="720"/>
       <w:docGrid w:linePitch="360"/>
     </w:sectPr>
   </w:body>
 </w:document>
+</file>
+
+<file path=word/footer1.xml><?xml version="1.0" encoding="utf-8"?>
+<w:ftr xmlns:m="http://schemas.openxmlformats.org/officeDocument/2006/math" xmlns:mc="http://schemas.openxmlformats.org/markup-compatibility/2006" xmlns:mo="http://schemas.microsoft.com/office/mac/office/2008/main" xmlns:mv="urn:schemas-microsoft-com:mac:vml" xmlns:o="urn:schemas-microsoft-com:office:office" xmlns:r="http://schemas.openxmlformats.org/officeDocument/2006/relationships" xmlns:v="urn:schemas-microsoft-com:vml" xmlns:w10="urn:schemas-microsoft-com:office:word" xmlns:w14="http://schemas.microsoft.com/office/word/2010/wordml" xmlns:w="http://schemas.openxmlformats.org/wordprocessingml/2006/main" xmlns:wne="http://schemas.microsoft.com/office/word/2006/wordml" xmlns:wp14="http://schemas.microsoft.com/office/word/2010/wordprocessingDrawing" xmlns:wp="http://schemas.openxmlformats.org/drawingml/2006/wordprocessingDrawing" xmlns:wpc="http://schemas.microsoft.com/office/word/2010/wordprocessingCanvas" xmlns:wpg="http://schemas.microsoft.com/office/word/2010/wordprocessingGroup" xmlns:wpi="http://schemas.microsoft.com/office/word/2010/wordprocessingInk" xmlns:wps="http://schemas.microsoft.com/office/word/2010/wordprocessingShape" mc:Ignorable="w14 wp14">
+  <w:p>
+    <w:pPr>
+      <w:pStyle w:val="Footer"/>
+      <w:jc w:val="left"/>
+    </w:pPr>
+    <w:r/>
+    <w:r>
+      <w:rPr>
+        <w:rFonts w:ascii="Times New Roman" w:hAnsi="Times New Roman"/>
+        <w:b w:val="0"/>
+        <w:color w:val="777777"/>
+        <w:sz w:val="17"/>
+      </w:rPr>
+      <w:t>Vertraulich | Bearbeitungsstand Juli 2026 | nur zur Aktenbearbeitung</w:t>
+    </w:r>
+  </w:p>
+</w:ftr>
+</file>
+
+<file path=word/header1.xml><?xml version="1.0" encoding="utf-8"?>
+<w:hdr xmlns:m="http://schemas.openxmlformats.org/officeDocument/2006/math" xmlns:mc="http://schemas.openxmlformats.org/markup-compatibility/2006" xmlns:mo="http://schemas.microsoft.com/office/mac/office/2008/main" xmlns:mv="urn:schemas-microsoft-com:mac:vml" xmlns:o="urn:schemas-microsoft-com:office:office" xmlns:r="http://schemas.openxmlformats.org/officeDocument/2006/relationships" xmlns:v="urn:schemas-microsoft-com:vml" xmlns:w10="urn:schemas-microsoft-com:office:word" xmlns:w14="http://schemas.microsoft.com/office/word/2010/wordml" xmlns:w="http://schemas.openxmlformats.org/wordprocessingml/2006/main" xmlns:wne="http://schemas.microsoft.com/office/word/2006/wordml" xmlns:wp14="http://schemas.microsoft.com/office/word/2010/wordprocessingDrawing" xmlns:wp="http://schemas.openxmlformats.org/drawingml/2006/wordprocessingDrawing" xmlns:wpc="http://schemas.microsoft.com/office/word/2010/wordprocessingCanvas" xmlns:wpg="http://schemas.microsoft.com/office/word/2010/wordprocessingGroup" xmlns:wpi="http://schemas.microsoft.com/office/word/2010/wordprocessingInk" xmlns:wps="http://schemas.microsoft.com/office/word/2010/wordprocessingShape" mc:Ignorable="w14 wp14">
+  <w:p>
+    <w:pPr>
+      <w:pStyle w:val="Header"/>
+      <w:jc w:val="left"/>
+    </w:pPr>
+    <w:r/>
+    <w:r>
+      <w:rPr>
+        <w:rFonts w:ascii="Times New Roman" w:hAnsi="Times New Roman"/>
+        <w:b w:val="0"/>
+        <w:i w:val="0"/>
+        <w:color w:val="666666"/>
+        <w:sz w:val="17"/>
+      </w:rPr>
+      <w:t>Rentenberatung Jessen &amp; Kollegium | Renten- und Versorgungsakte | Bearbeitungsstand Juli 2026</w:t>
+    </w:r>
+  </w:p>
+</w:hdr>
 </file>
 
 <file path=word/numbering.xml><?xml version="1.0" encoding="utf-8"?>
@@ -761,11 +818,12 @@
       <w:contextualSpacing/>
     </w:pPr>
     <w:rPr>
-      <w:rFonts w:asciiTheme="majorHAnsi" w:eastAsiaTheme="majorEastAsia" w:hAnsiTheme="majorHAnsi" w:cstheme="majorBidi"/>
+      <w:rFonts w:asciiTheme="majorHAnsi" w:eastAsiaTheme="majorEastAsia" w:hAnsiTheme="majorHAnsi" w:cstheme="majorBidi" w:ascii="Times New Roman" w:hAnsi="Times New Roman"/>
+      <w:b/>
       <w:color w:val="17365D" w:themeColor="text2" w:themeShade="BF"/>
       <w:spacing w:val="5"/>
       <w:kern w:val="28"/>
-      <w:sz w:val="52"/>
+      <w:sz w:val="30"/>
       <w:szCs w:val="52"/>
     </w:rPr>
   </w:style>
